--- a/New_Openings_Watchlist.docx
+++ b/New_Openings_Watchlist.docx
@@ -4894,7 +4894,7 @@
           <w:color w:val="1B3A4B"/>
           <w:sz w:val="30"/>
         </w:rPr>
-        <w:t>Updated Scout Sourcing Doctrine v2 — Mining the License List</w:t>
+        <w:t>Updated Insider Sourcing Doctrine v2 — Mining the License List</w:t>
       </w:r>
     </w:p>
     <w:p>
